--- a/fuentes/124108_CF06_CFA.docx
+++ b/fuentes/124108_CF06_CFA.docx
@@ -4062,25 +4062,15 @@
         </w:rPr>
         <w:t xml:space="preserve">: </w:t>
       </w:r>
-      <w:r>
-        <w:fldChar w:fldCharType="begin"/>
-      </w:r>
-      <w:r>
-        <w:instrText>HYPERLINK "https://www.escueladenegociosydireccion.com/blog/marketing/herramientas-analitica-web-marketing-digital/"</w:instrText>
-      </w:r>
-      <w:r>
-        <w:fldChar w:fldCharType="separate"/>
-      </w:r>
-      <w:r>
-        <w:rPr>
-          <w:rStyle w:val="Hipervnculo"/>
-          <w:lang w:val="es-419" w:eastAsia="es-CO"/>
-        </w:rPr>
-        <w:t>https://www.escueladenegociosydireccion.com/blog/marketing/herramientas-analitica-web-marketing-digital/</w:t>
-      </w:r>
-      <w:r>
-        <w:fldChar w:fldCharType="end"/>
-      </w:r>
+      <w:hyperlink r:id="rId13" w:history="1">
+        <w:r>
+          <w:rPr>
+            <w:rStyle w:val="Hipervnculo"/>
+            <w:lang w:val="es-419" w:eastAsia="es-CO"/>
+          </w:rPr>
+          <w:t>https://www.escueladenegociosydireccion.com/blog/marketing/herramientas-analitica-web-marketing-digital/</w:t>
+        </w:r>
+      </w:hyperlink>
       <w:r>
         <w:rPr>
           <w:lang w:val="es-419" w:eastAsia="es-CO"/>
@@ -5075,7 +5065,7 @@
         </w:rPr>
         <w:t xml:space="preserve">: </w:t>
       </w:r>
-      <w:hyperlink r:id="rId13" w:history="1">
+      <w:hyperlink r:id="rId14" w:history="1">
         <w:r>
           <w:rPr>
             <w:rStyle w:val="Hipervnculo"/>
@@ -5312,7 +5302,7 @@
                     </pic:cNvPicPr>
                   </pic:nvPicPr>
                   <pic:blipFill>
-                    <a:blip r:embed="rId14" cstate="print">
+                    <a:blip r:embed="rId15" cstate="print">
                       <a:extLst>
                         <a:ext uri="{28A0092B-C50C-407E-A947-70E740481C1C}">
                           <a14:useLocalDpi xmlns:a14="http://schemas.microsoft.com/office/drawing/2010/main" val="0"/>
@@ -5347,7 +5337,7 @@
       <w:pPr>
         <w:jc w:val="center"/>
       </w:pPr>
-      <w:hyperlink r:id="rId15" w:history="1">
+      <w:hyperlink r:id="rId16" w:history="1">
         <w:r>
           <w:rPr>
             <w:rStyle w:val="Hipervnculo"/>
@@ -8111,7 +8101,7 @@
                     </pic:cNvPicPr>
                   </pic:nvPicPr>
                   <pic:blipFill>
-                    <a:blip r:embed="rId16">
+                    <a:blip r:embed="rId17">
                       <a:extLst>
                         <a:ext uri="{28A0092B-C50C-407E-A947-70E740481C1C}">
                           <a14:useLocalDpi xmlns:a14="http://schemas.microsoft.com/office/drawing/2010/main" val="0"/>
@@ -8503,7 +8493,7 @@
       <w:r>
         <w:t xml:space="preserve">Agencia Nacional de Evaluación de la Calidad y Acreditación. (2021). Guía para la elaboración de un plan de mejoras. ANECA. </w:t>
       </w:r>
-      <w:hyperlink r:id="rId17" w:history="1">
+      <w:hyperlink r:id="rId18" w:history="1">
         <w:r>
           <w:rPr>
             <w:rStyle w:val="Hipervnculo"/>
@@ -8519,7 +8509,7 @@
       <w:r>
         <w:t xml:space="preserve">AITECO Consultores. (2019). Planes de mejora. </w:t>
       </w:r>
-      <w:hyperlink r:id="rId18" w:history="1">
+      <w:hyperlink r:id="rId19" w:history="1">
         <w:r>
           <w:rPr>
             <w:rStyle w:val="Hipervnculo"/>
@@ -8577,7 +8567,7 @@
       <w:r>
         <w:t xml:space="preserve">. (2005). La calidad, garantía de mejora: Marco general para el establecimiento, el seguimiento y la revisión de los planes de mejora. </w:t>
       </w:r>
-      <w:hyperlink r:id="rId19" w:history="1">
+      <w:hyperlink r:id="rId20" w:history="1">
         <w:r>
           <w:rPr>
             <w:rStyle w:val="Hipervnculo"/>
@@ -8606,7 +8596,7 @@
       <w:r>
         <w:t xml:space="preserve">Congreso de Colombia. (2012, 17 de octubre). Ley 1581 de 2012. Por la cual se dictan disposiciones generales para la protección de datos personales. Diario Oficial. </w:t>
       </w:r>
-      <w:hyperlink r:id="rId20" w:history="1">
+      <w:hyperlink r:id="rId21" w:history="1">
         <w:r>
           <w:rPr>
             <w:rStyle w:val="Hipervnculo"/>
@@ -8622,7 +8612,7 @@
       <w:r>
         <w:t xml:space="preserve">Congreso de Colombia. (2023, 10 de julio). Ley 2300 de 2023. Por medio de la cual se establecen medidas que protejan el derecho a la intimidad de los consumidores. Diario Oficial. </w:t>
       </w:r>
-      <w:hyperlink r:id="rId21" w:history="1">
+      <w:hyperlink r:id="rId22" w:history="1">
         <w:r>
           <w:rPr>
             <w:rStyle w:val="Hipervnculo"/>
@@ -8646,7 +8636,7 @@
       <w:r>
         <w:t xml:space="preserve">. </w:t>
       </w:r>
-      <w:hyperlink r:id="rId22" w:history="1">
+      <w:hyperlink r:id="rId23" w:history="1">
         <w:r>
           <w:rPr>
             <w:rStyle w:val="Hipervnculo"/>
@@ -8668,7 +8658,7 @@
         <w:lastRenderedPageBreak/>
         <w:t xml:space="preserve">Emprendedores. (2020). Pautas para elaborar un informe eficaz, comprensible y bien presentado. </w:t>
       </w:r>
-      <w:hyperlink r:id="rId23" w:history="1">
+      <w:hyperlink r:id="rId24" w:history="1">
         <w:r>
           <w:rPr>
             <w:rStyle w:val="Hipervnculo"/>
@@ -8724,7 +8714,7 @@
       <w:r>
         <w:t xml:space="preserve"> de la UAB. </w:t>
       </w:r>
-      <w:hyperlink r:id="rId24" w:history="1">
+      <w:hyperlink r:id="rId25" w:history="1">
         <w:r>
           <w:rPr>
             <w:rStyle w:val="Hipervnculo"/>
@@ -8740,7 +8730,7 @@
       <w:r>
         <w:t xml:space="preserve">Escuela de Negocios y Dirección. (7 de mayo de 2026). Analítica Web: qué es y mejores herramientas. ENyD Blog. </w:t>
       </w:r>
-      <w:hyperlink r:id="rId25" w:history="1">
+      <w:hyperlink r:id="rId26" w:history="1">
         <w:r>
           <w:rPr>
             <w:rStyle w:val="Hipervnculo"/>
@@ -8756,7 +8746,7 @@
       <w:r>
         <w:t xml:space="preserve">Maldonado, S. (2010). Analítica web: Medir para triunfar. ESIC Editorial. </w:t>
       </w:r>
-      <w:hyperlink r:id="rId26" w:history="1">
+      <w:hyperlink r:id="rId27" w:history="1">
         <w:r>
           <w:rPr>
             <w:rStyle w:val="Hipervnculo"/>
@@ -8772,7 +8762,7 @@
       <w:r>
         <w:t xml:space="preserve">Ministerio de Comercio, Industria y Turismo. (2015, 26 de mayo). Decreto 1074 de 2015. Por medio del cual se expide el Decreto Único Reglamentario del Sector Comercio, Industria y Turismo. Diario Oficial. </w:t>
       </w:r>
-      <w:hyperlink r:id="rId27" w:history="1">
+      <w:hyperlink r:id="rId28" w:history="1">
         <w:r>
           <w:rPr>
             <w:rStyle w:val="Hipervnculo"/>
@@ -8788,7 +8778,7 @@
       <w:r>
         <w:t xml:space="preserve">Morales Martínez, M. (2011). Analítica web para empresas: Arte, ingenio y anticipación. Editorial UOC. </w:t>
       </w:r>
-      <w:hyperlink r:id="rId28" w:history="1">
+      <w:hyperlink r:id="rId29" w:history="1">
         <w:r>
           <w:rPr>
             <w:rStyle w:val="Hipervnculo"/>
@@ -8804,7 +8794,7 @@
       <w:r>
         <w:t xml:space="preserve">Observatorio Digital (2020). Observatorio Digital: Analítica Digital: mejores herramientas de analítica digital de 2020. </w:t>
       </w:r>
-      <w:hyperlink r:id="rId29" w:anchor="anal" w:history="1">
+      <w:hyperlink r:id="rId30" w:anchor="anal" w:history="1">
         <w:r>
           <w:rPr>
             <w:rStyle w:val="Hipervnculo"/>
@@ -8821,7 +8811,7 @@
         <w:lastRenderedPageBreak/>
         <w:t xml:space="preserve">Proaño Villavicencio, D. X., Gisbert Soler, V., &amp; Pérez Bernabeu, E. (2017). Metodología para elaborar un plan de mejora continua. 3C Empresa: Investigación y pensamiento crítico, edición especial, 50–56. </w:t>
       </w:r>
-      <w:hyperlink r:id="rId30" w:history="1">
+      <w:hyperlink r:id="rId31" w:history="1">
         <w:r>
           <w:rPr>
             <w:rStyle w:val="Hipervnculo"/>
@@ -10687,8 +10677,8 @@
       </w:pPr>
     </w:p>
     <w:sectPr>
-      <w:headerReference w:type="default" r:id="rId31"/>
-      <w:footerReference w:type="default" r:id="rId32"/>
+      <w:headerReference w:type="default" r:id="rId32"/>
+      <w:footerReference w:type="default" r:id="rId33"/>
       <w:pgSz w:w="12240" w:h="15840"/>
       <w:pgMar w:top="1701" w:right="1134" w:bottom="1134" w:left="1134" w:header="709" w:footer="737" w:gutter="0"/>
       <w:pgNumType w:start="1"/>
@@ -16573,7 +16563,12 @@
 </file>
 
 <file path=customXml/item2.xml><?xml version="1.0" encoding="utf-8"?>
-<b:Sources xmlns:b="http://schemas.openxmlformats.org/officeDocument/2006/bibliography" xmlns="http://schemas.openxmlformats.org/officeDocument/2006/bibliography" SelectedStyle="\APASixthEditionOfficeOnline.xsl" StyleName="APA" Version="6"/>
+<?mso-contentType ?>
+<FormTemplates xmlns="http://schemas.microsoft.com/sharepoint/v3/contenttype/forms">
+  <Display>DocumentLibraryForm</Display>
+  <Edit>DocumentLibraryForm</Edit>
+  <New>DocumentLibraryForm</New>
+</FormTemplates>
 </file>
 
 <file path=customXml/item3.xml><?xml version="1.0" encoding="utf-8"?>
@@ -16588,12 +16583,7 @@
 </file>
 
 <file path=customXml/item4.xml><?xml version="1.0" encoding="utf-8"?>
-<?mso-contentType ?>
-<FormTemplates xmlns="http://schemas.microsoft.com/sharepoint/v3/contenttype/forms">
-  <Display>DocumentLibraryForm</Display>
-  <Edit>DocumentLibraryForm</Edit>
-  <New>DocumentLibraryForm</New>
-</FormTemplates>
+<b:Sources xmlns:b="http://schemas.openxmlformats.org/officeDocument/2006/bibliography" xmlns="http://schemas.openxmlformats.org/officeDocument/2006/bibliography" SelectedStyle="\APASixthEditionOfficeOnline.xsl" StyleName="APA" Version="6"/>
 </file>
 
 <file path=customXml/itemProps1.xml><?xml version="1.0" encoding="utf-8"?>
@@ -16616,9 +16606,9 @@
 </file>
 
 <file path=customXml/itemProps2.xml><?xml version="1.0" encoding="utf-8"?>
-<ds:datastoreItem xmlns:ds="http://schemas.openxmlformats.org/officeDocument/2006/customXml" ds:itemID="{E8AB44A3-7C62-4BD2-82ED-8ABC209970FA}">
+<ds:datastoreItem xmlns:ds="http://schemas.openxmlformats.org/officeDocument/2006/customXml" ds:itemID="{81CBDEC1-3B00-44ED-AD36-0268077980BA}">
   <ds:schemaRefs>
-    <ds:schemaRef ds:uri="http://schemas.openxmlformats.org/officeDocument/2006/bibliography"/>
+    <ds:schemaRef ds:uri="http://schemas.microsoft.com/sharepoint/v3/contenttype/forms"/>
   </ds:schemaRefs>
 </ds:datastoreItem>
 </file>
@@ -16635,9 +16625,9 @@
 </file>
 
 <file path=customXml/itemProps4.xml><?xml version="1.0" encoding="utf-8"?>
-<ds:datastoreItem xmlns:ds="http://schemas.openxmlformats.org/officeDocument/2006/customXml" ds:itemID="{81CBDEC1-3B00-44ED-AD36-0268077980BA}">
+<ds:datastoreItem xmlns:ds="http://schemas.openxmlformats.org/officeDocument/2006/customXml" ds:itemID="{E8AB44A3-7C62-4BD2-82ED-8ABC209970FA}">
   <ds:schemaRefs>
-    <ds:schemaRef ds:uri="http://schemas.microsoft.com/sharepoint/v3/contenttype/forms"/>
+    <ds:schemaRef ds:uri="http://schemas.openxmlformats.org/officeDocument/2006/bibliography"/>
   </ds:schemaRefs>
 </ds:datastoreItem>
 </file>
--- a/fuentes/124108_CF06_CFA.docx
+++ b/fuentes/124108_CF06_CFA.docx
@@ -487,7 +487,7 @@
           <w:lang w:val="es-419"/>
           <w14:ligatures w14:val="none"/>
         </w:rPr>
-        <w:t>m</w:t>
+        <w:t>septiembre</w:t>
       </w:r>
       <w:r>
         <w:rPr>
@@ -499,7 +499,7 @@
           <w:lang w:val="es-419"/>
           <w14:ligatures w14:val="none"/>
         </w:rPr>
-        <w:t xml:space="preserve">arzo </w:t>
+        <w:t xml:space="preserve"> </w:t>
       </w:r>
       <w:r>
         <w:rPr>
@@ -16362,6 +16362,15 @@
 </file>
 
 <file path=customXml/item1.xml><?xml version="1.0" encoding="utf-8"?>
+<?mso-contentType ?>
+<FormTemplates xmlns="http://schemas.microsoft.com/sharepoint/v3/contenttype/forms">
+  <Display>DocumentLibraryForm</Display>
+  <Edit>DocumentLibraryForm</Edit>
+  <New>DocumentLibraryForm</New>
+</FormTemplates>
+</file>
+
+<file path=customXml/item2.xml><?xml version="1.0" encoding="utf-8"?>
 <ct:contentTypeSchema xmlns:ct="http://schemas.microsoft.com/office/2006/metadata/contentType" xmlns:ma="http://schemas.microsoft.com/office/2006/metadata/properties/metaAttributes" ct:_="" ma:_="" ma:contentTypeName="Documento" ma:contentTypeID="0x01010005252A1EF3BD024F856B47B579AB5244" ma:contentTypeVersion="12" ma:contentTypeDescription="Crear nuevo documento." ma:contentTypeScope="" ma:versionID="32d0e18b85ac20c34eab62df21c0cf58">
   <xsd:schema xmlns:xsd="http://www.w3.org/2001/XMLSchema" xmlns:xs="http://www.w3.org/2001/XMLSchema" xmlns:p="http://schemas.microsoft.com/office/2006/metadata/properties" xmlns:ns2="42760c81-fd8e-4d59-8953-7cdb9f38b14f" xmlns:ns3="67a0edcd-0de5-43ed-8c27-e32f38a00c91" targetNamespace="http://schemas.microsoft.com/office/2006/metadata/properties" ma:root="true" ma:fieldsID="cc2c149e99f10870fd5bc3964e5386d3" ns2:_="" ns3:_="">
     <xsd:import namespace="42760c81-fd8e-4d59-8953-7cdb9f38b14f"/>
@@ -16562,16 +16571,11 @@
 </ct:contentTypeSchema>
 </file>
 
-<file path=customXml/item2.xml><?xml version="1.0" encoding="utf-8"?>
-<?mso-contentType ?>
-<FormTemplates xmlns="http://schemas.microsoft.com/sharepoint/v3/contenttype/forms">
-  <Display>DocumentLibraryForm</Display>
-  <Edit>DocumentLibraryForm</Edit>
-  <New>DocumentLibraryForm</New>
-</FormTemplates>
+<file path=customXml/item3.xml><?xml version="1.0" encoding="utf-8"?>
+<b:Sources xmlns:b="http://schemas.openxmlformats.org/officeDocument/2006/bibliography" xmlns="http://schemas.openxmlformats.org/officeDocument/2006/bibliography" SelectedStyle="\APASixthEditionOfficeOnline.xsl" StyleName="APA" Version="6"/>
 </file>
 
-<file path=customXml/item3.xml><?xml version="1.0" encoding="utf-8"?>
+<file path=customXml/item4.xml><?xml version="1.0" encoding="utf-8"?>
 <p:properties xmlns:p="http://schemas.microsoft.com/office/2006/metadata/properties" xmlns:xsi="http://www.w3.org/2001/XMLSchema-instance" xmlns:pc="http://schemas.microsoft.com/office/infopath/2007/PartnerControls">
   <documentManagement>
     <TaxCatchAll xmlns="67a0edcd-0de5-43ed-8c27-e32f38a00c91" xsi:nil="true"/>
@@ -16582,11 +16586,15 @@
 </p:properties>
 </file>
 
-<file path=customXml/item4.xml><?xml version="1.0" encoding="utf-8"?>
-<b:Sources xmlns:b="http://schemas.openxmlformats.org/officeDocument/2006/bibliography" xmlns="http://schemas.openxmlformats.org/officeDocument/2006/bibliography" SelectedStyle="\APASixthEditionOfficeOnline.xsl" StyleName="APA" Version="6"/>
+<file path=customXml/itemProps1.xml><?xml version="1.0" encoding="utf-8"?>
+<ds:datastoreItem xmlns:ds="http://schemas.openxmlformats.org/officeDocument/2006/customXml" ds:itemID="{81CBDEC1-3B00-44ED-AD36-0268077980BA}">
+  <ds:schemaRefs>
+    <ds:schemaRef ds:uri="http://schemas.microsoft.com/sharepoint/v3/contenttype/forms"/>
+  </ds:schemaRefs>
+</ds:datastoreItem>
 </file>
 
-<file path=customXml/itemProps1.xml><?xml version="1.0" encoding="utf-8"?>
+<file path=customXml/itemProps2.xml><?xml version="1.0" encoding="utf-8"?>
 <ds:datastoreItem xmlns:ds="http://schemas.openxmlformats.org/officeDocument/2006/customXml" ds:itemID="{F1484052-286B-4662-9258-9FD6B68CFCD5}">
   <ds:schemaRefs>
     <ds:schemaRef ds:uri="http://schemas.microsoft.com/office/2006/metadata/contentType"/>
@@ -16605,15 +16613,15 @@
 </ds:datastoreItem>
 </file>
 
-<file path=customXml/itemProps2.xml><?xml version="1.0" encoding="utf-8"?>
-<ds:datastoreItem xmlns:ds="http://schemas.openxmlformats.org/officeDocument/2006/customXml" ds:itemID="{81CBDEC1-3B00-44ED-AD36-0268077980BA}">
+<file path=customXml/itemProps3.xml><?xml version="1.0" encoding="utf-8"?>
+<ds:datastoreItem xmlns:ds="http://schemas.openxmlformats.org/officeDocument/2006/customXml" ds:itemID="{E8AB44A3-7C62-4BD2-82ED-8ABC209970FA}">
   <ds:schemaRefs>
-    <ds:schemaRef ds:uri="http://schemas.microsoft.com/sharepoint/v3/contenttype/forms"/>
+    <ds:schemaRef ds:uri="http://schemas.openxmlformats.org/officeDocument/2006/bibliography"/>
   </ds:schemaRefs>
 </ds:datastoreItem>
 </file>
 
-<file path=customXml/itemProps3.xml><?xml version="1.0" encoding="utf-8"?>
+<file path=customXml/itemProps4.xml><?xml version="1.0" encoding="utf-8"?>
 <ds:datastoreItem xmlns:ds="http://schemas.openxmlformats.org/officeDocument/2006/customXml" ds:itemID="{1145D752-ACC1-45E1-AB53-0C756F67FC7F}">
   <ds:schemaRefs>
     <ds:schemaRef ds:uri="http://schemas.microsoft.com/office/2006/metadata/properties"/>
@@ -16622,12 +16630,4 @@
     <ds:schemaRef ds:uri="42760c81-fd8e-4d59-8953-7cdb9f38b14f"/>
   </ds:schemaRefs>
 </ds:datastoreItem>
-</file>
-
-<file path=customXml/itemProps4.xml><?xml version="1.0" encoding="utf-8"?>
-<ds:datastoreItem xmlns:ds="http://schemas.openxmlformats.org/officeDocument/2006/customXml" ds:itemID="{E8AB44A3-7C62-4BD2-82ED-8ABC209970FA}">
-  <ds:schemaRefs>
-    <ds:schemaRef ds:uri="http://schemas.openxmlformats.org/officeDocument/2006/bibliography"/>
-  </ds:schemaRefs>
-</ds:datastoreItem>
 </file>